--- a/docs/AI Usage Disclosure.docx
+++ b/docs/AI Usage Disclosure.docx
@@ -1,6 +1,6 @@
 
 <file path=word/document.xml><?xml version="1.0" encoding="utf-8"?>
-<w:document xmlns:wpc="http://schemas.microsoft.com/office/word/2010/wordprocessingCanvas" xmlns:cx="http://schemas.microsoft.com/office/drawing/2014/chartex" xmlns:cx1="http://schemas.microsoft.com/office/drawing/2015/9/8/chartex" xmlns:cx2="http://schemas.microsoft.com/office/drawing/2015/10/21/chartex" xmlns:cx3="http://schemas.microsoft.com/office/drawing/2016/5/9/chartex" xmlns:cx4="http://schemas.microsoft.com/office/drawing/2016/5/10/chartex" xmlns:cx5="http://schemas.microsoft.com/office/drawing/2016/5/11/chartex" xmlns:cx6="http://schemas.microsoft.com/office/drawing/2016/5/12/chartex" xmlns:cx7="http://schemas.microsoft.com/office/drawing/2016/5/13/chartex" xmlns:cx8="http://schemas.microsoft.com/office/drawing/2016/5/14/chartex" xmlns:mc="http://schemas.openxmlformats.org/markup-compatibility/2006" xmlns:aink="http://schemas.microsoft.com/office/drawing/2016/ink" xmlns:am3d="http://schemas.microsoft.com/office/drawing/2017/model3d" xmlns:o="urn:schemas-microsoft-com:office:office" xmlns:oel="http://schemas.microsoft.com/office/2019/extlst" xmlns:r="http://schemas.openxmlformats.org/officeDocument/2006/relationships" xmlns:m="http://schemas.openxmlformats.org/officeDocument/2006/math" xmlns:v="urn:schemas-microsoft-com:vml" xmlns:wp14="http://schemas.microsoft.com/office/word/2010/wordprocessingDrawing" xmlns:wp="http://schemas.openxmlformats.org/drawingml/2006/wordprocessingDrawing" xmlns:w10="urn:schemas-microsoft-com:office:word" xmlns:w="http://schemas.openxmlformats.org/wordprocessingml/2006/main" xmlns:w14="http://schemas.microsoft.com/office/word/2010/wordml" xmlns:w15="http://schemas.microsoft.com/office/word/2012/wordml" xmlns:w16cei="http://schemas.microsoft.com/office/word/2026/wordml/cei" xmlns:w16cex="http://schemas.microsoft.com/office/word/2018/wordml/cex" xmlns:w16cid="http://schemas.microsoft.com/office/word/2016/wordml/cid" xmlns:w16="http://schemas.microsoft.com/office/word/2018/wordml" xmlns:w16du="http://schemas.microsoft.com/office/word/2023/wordml/word16du" xmlns:w16sdtdh="http://schemas.microsoft.com/office/word/2020/wordml/sdtdatahash" xmlns:w16sdtfl="http://schemas.microsoft.com/office/word/2024/wordml/sdtformatlock" xmlns:w16se="http://schemas.microsoft.com/office/word/2015/wordml/symex" xmlns:wpg="http://schemas.microsoft.com/office/word/2010/wordprocessingGroup" xmlns:wpi="http://schemas.microsoft.com/office/word/2010/wordprocessingInk" xmlns:wne="http://schemas.microsoft.com/office/word/2006/wordml" xmlns:wps="http://schemas.microsoft.com/office/word/2010/wordprocessingShape" mc:Ignorable="w14 w15 w16se w16cid w16 w16cex w16sdtdh w16sdtfl w16du wp14">
+<w:document xmlns:wpc="http://schemas.microsoft.com/office/word/2010/wordprocessingCanvas" xmlns:cx="http://schemas.microsoft.com/office/drawing/2014/chartex" xmlns:cx1="http://schemas.microsoft.com/office/drawing/2015/9/8/chartex" xmlns:cx2="http://schemas.microsoft.com/office/drawing/2015/10/21/chartex" xmlns:cx3="http://schemas.microsoft.com/office/drawing/2016/5/9/chartex" xmlns:cx4="http://schemas.microsoft.com/office/drawing/2016/5/10/chartex" xmlns:cx5="http://schemas.microsoft.com/office/drawing/2016/5/11/chartex" xmlns:cx6="http://schemas.microsoft.com/office/drawing/2016/5/12/chartex" xmlns:cx7="http://schemas.microsoft.com/office/drawing/2016/5/13/chartex" xmlns:cx8="http://schemas.microsoft.com/office/drawing/2016/5/14/chartex" xmlns:mc="http://schemas.openxmlformats.org/markup-compatibility/2006" xmlns:aink="http://schemas.microsoft.com/office/drawing/2016/ink" xmlns:am3d="http://schemas.microsoft.com/office/drawing/2017/model3d" xmlns:o="urn:schemas-microsoft-com:office:office" xmlns:oel="http://schemas.microsoft.com/office/2019/extlst" xmlns:r="http://schemas.openxmlformats.org/officeDocument/2006/relationships" xmlns:m="http://schemas.openxmlformats.org/officeDocument/2006/math" xmlns:v="urn:schemas-microsoft-com:vml" xmlns:wp14="http://schemas.microsoft.com/office/word/2010/wordprocessingDrawing" xmlns:wp="http://schemas.openxmlformats.org/drawingml/2006/wordprocessingDrawing" xmlns:w10="urn:schemas-microsoft-com:office:word" xmlns:w="http://schemas.openxmlformats.org/wordprocessingml/2006/main" xmlns:w14="http://schemas.microsoft.com/office/word/2010/wordml" xmlns:w15="http://schemas.microsoft.com/office/word/2012/wordml" xmlns:w16cex="http://schemas.microsoft.com/office/word/2018/wordml/cex" xmlns:w16cid="http://schemas.microsoft.com/office/word/2016/wordml/cid" xmlns:w16="http://schemas.microsoft.com/office/word/2018/wordml" xmlns:w16du="http://schemas.microsoft.com/office/word/2023/wordml/word16du" xmlns:w16sdtdh="http://schemas.microsoft.com/office/word/2020/wordml/sdtdatahash" xmlns:w16sdtfl="http://schemas.microsoft.com/office/word/2024/wordml/sdtformatlock" xmlns:w16se="http://schemas.microsoft.com/office/word/2015/wordml/symex" xmlns:wpg="http://schemas.microsoft.com/office/word/2010/wordprocessingGroup" xmlns:wpi="http://schemas.microsoft.com/office/word/2010/wordprocessingInk" xmlns:wne="http://schemas.microsoft.com/office/word/2006/wordml" xmlns:wps="http://schemas.microsoft.com/office/word/2010/wordprocessingShape" mc:Ignorable="w14 w15 w16se w16cid w16 w16cex w16sdtdh w16sdtfl w16du wp14">
   <w:body>
     <w:p>
       <w:pPr>
@@ -18,6 +18,621 @@
         <w:t>AI Usage Disclosure Table</w:t>
       </w:r>
     </w:p>
+    <w:tbl>
+      <w:tblPr>
+        <w:tblStyle w:val="TableGrid"/>
+        <w:tblW w:w="5000" w:type="pct"/>
+        <w:tblLook w:val="04A0" w:firstRow="1" w:lastRow="0" w:firstColumn="1" w:lastColumn="0" w:noHBand="0" w:noVBand="1"/>
+      </w:tblPr>
+      <w:tblGrid>
+        <w:gridCol w:w="2254"/>
+        <w:gridCol w:w="2254"/>
+        <w:gridCol w:w="2254"/>
+        <w:gridCol w:w="2254"/>
+      </w:tblGrid>
+      <w:tr>
+        <w:trPr>
+          <w:trHeight w:val="586"/>
+        </w:trPr>
+        <w:tc>
+          <w:tcPr>
+            <w:tcW w:w="1250" w:type="pct"/>
+            <w:shd w:val="clear" w:color="auto" w:fill="9CC2E5" w:themeFill="accent5" w:themeFillTint="99"/>
+            <w:vAlign w:val="center"/>
+          </w:tcPr>
+          <w:p>
+            <w:r>
+              <w:rPr>
+                <w:b/>
+                <w:bCs/>
+              </w:rPr>
+              <w:t>Part of project</w:t>
+            </w:r>
+          </w:p>
+        </w:tc>
+        <w:tc>
+          <w:tcPr>
+            <w:tcW w:w="1250" w:type="pct"/>
+            <w:shd w:val="clear" w:color="auto" w:fill="9CC2E5" w:themeFill="accent5" w:themeFillTint="99"/>
+            <w:vAlign w:val="center"/>
+          </w:tcPr>
+          <w:p>
+            <w:r>
+              <w:rPr>
+                <w:b/>
+                <w:bCs/>
+              </w:rPr>
+              <w:t>AI used?</w:t>
+            </w:r>
+          </w:p>
+        </w:tc>
+        <w:tc>
+          <w:tcPr>
+            <w:tcW w:w="1250" w:type="pct"/>
+            <w:shd w:val="clear" w:color="auto" w:fill="9CC2E5" w:themeFill="accent5" w:themeFillTint="99"/>
+            <w:vAlign w:val="center"/>
+          </w:tcPr>
+          <w:p>
+            <w:r>
+              <w:rPr>
+                <w:b/>
+                <w:bCs/>
+              </w:rPr>
+              <w:t>How it was used</w:t>
+            </w:r>
+          </w:p>
+        </w:tc>
+        <w:tc>
+          <w:tcPr>
+            <w:tcW w:w="1250" w:type="pct"/>
+            <w:shd w:val="clear" w:color="auto" w:fill="9CC2E5" w:themeFill="accent5" w:themeFillTint="99"/>
+            <w:vAlign w:val="center"/>
+          </w:tcPr>
+          <w:p>
+            <w:r>
+              <w:rPr>
+                <w:b/>
+                <w:bCs/>
+              </w:rPr>
+              <w:t>What I did myself</w:t>
+            </w:r>
+          </w:p>
+        </w:tc>
+      </w:tr>
+      <w:tr>
+        <w:tc>
+          <w:tcPr>
+            <w:tcW w:w="1250" w:type="pct"/>
+            <w:vAlign w:val="center"/>
+          </w:tcPr>
+          <w:p>
+            <w:pPr>
+              <w:rPr>
+                <w:b/>
+                <w:bCs/>
+              </w:rPr>
+            </w:pPr>
+            <w:r>
+              <w:rPr>
+                <w:b/>
+                <w:bCs/>
+              </w:rPr>
+              <w:t>README and folder structure</w:t>
+            </w:r>
+          </w:p>
+        </w:tc>
+        <w:tc>
+          <w:tcPr>
+            <w:tcW w:w="1250" w:type="pct"/>
+            <w:vAlign w:val="center"/>
+          </w:tcPr>
+          <w:p>
+            <w:r>
+              <w:t>Yes (Claude)</w:t>
+            </w:r>
+          </w:p>
+        </w:tc>
+        <w:tc>
+          <w:tcPr>
+            <w:tcW w:w="1250" w:type="pct"/>
+            <w:vAlign w:val="center"/>
+          </w:tcPr>
+          <w:p>
+            <w:r>
+              <w:t>Suggested a skeleton and structure</w:t>
+            </w:r>
+          </w:p>
+        </w:tc>
+        <w:tc>
+          <w:tcPr>
+            <w:tcW w:w="1250" w:type="pct"/>
+            <w:vAlign w:val="center"/>
+          </w:tcPr>
+          <w:p>
+            <w:r>
+              <w:t>Filled in my own content</w:t>
+            </w:r>
+          </w:p>
+        </w:tc>
+      </w:tr>
+      <w:tr>
+        <w:tc>
+          <w:tcPr>
+            <w:tcW w:w="1250" w:type="pct"/>
+            <w:vAlign w:val="center"/>
+          </w:tcPr>
+          <w:p>
+            <w:pPr>
+              <w:rPr>
+                <w:b/>
+                <w:bCs/>
+              </w:rPr>
+            </w:pPr>
+            <w:r>
+              <w:rPr>
+                <w:b/>
+                <w:bCs/>
+              </w:rPr>
+              <w:t>African Context Report</w:t>
+            </w:r>
+          </w:p>
+        </w:tc>
+        <w:tc>
+          <w:tcPr>
+            <w:tcW w:w="1250" w:type="pct"/>
+            <w:vAlign w:val="center"/>
+          </w:tcPr>
+          <w:p>
+            <w:r>
+              <w:t>Yes (Claude)</w:t>
+            </w:r>
+          </w:p>
+        </w:tc>
+        <w:tc>
+          <w:tcPr>
+            <w:tcW w:w="1250" w:type="pct"/>
+            <w:vAlign w:val="center"/>
+          </w:tcPr>
+          <w:p>
+            <w:r>
+              <w:t>Drafted the text</w:t>
+            </w:r>
+          </w:p>
+        </w:tc>
+        <w:tc>
+          <w:tcPr>
+            <w:tcW w:w="1250" w:type="pct"/>
+            <w:vAlign w:val="center"/>
+          </w:tcPr>
+          <w:p>
+            <w:r>
+              <w:t>Chose the theme, added citations, edited</w:t>
+            </w:r>
+          </w:p>
+        </w:tc>
+      </w:tr>
+      <w:tr>
+        <w:tc>
+          <w:tcPr>
+            <w:tcW w:w="1250" w:type="pct"/>
+            <w:vAlign w:val="center"/>
+          </w:tcPr>
+          <w:p>
+            <w:pPr>
+              <w:rPr>
+                <w:b/>
+                <w:bCs/>
+              </w:rPr>
+            </w:pPr>
+            <w:r>
+              <w:rPr>
+                <w:b/>
+                <w:bCs/>
+              </w:rPr>
+              <w:t>Wireframe</w:t>
+            </w:r>
+          </w:p>
+        </w:tc>
+        <w:tc>
+          <w:tcPr>
+            <w:tcW w:w="1250" w:type="pct"/>
+            <w:vAlign w:val="center"/>
+          </w:tcPr>
+          <w:p>
+            <w:r>
+              <w:t>Yes (ChatGPT)</w:t>
+            </w:r>
+          </w:p>
+        </w:tc>
+        <w:tc>
+          <w:tcPr>
+            <w:tcW w:w="1250" w:type="pct"/>
+            <w:vAlign w:val="center"/>
+          </w:tcPr>
+          <w:p>
+            <w:r>
+              <w:t>Image generator used for a reference layout</w:t>
+            </w:r>
+          </w:p>
+        </w:tc>
+        <w:tc>
+          <w:tcPr>
+            <w:tcW w:w="1250" w:type="pct"/>
+            <w:vAlign w:val="center"/>
+          </w:tcPr>
+          <w:p>
+            <w:r>
+              <w:t>The whole redesign as well as all the UI and HUD</w:t>
+            </w:r>
+          </w:p>
+        </w:tc>
+      </w:tr>
+      <w:tr>
+        <w:tc>
+          <w:tcPr>
+            <w:tcW w:w="1250" w:type="pct"/>
+            <w:vAlign w:val="center"/>
+          </w:tcPr>
+          <w:p>
+            <w:pPr>
+              <w:rPr>
+                <w:b/>
+                <w:bCs/>
+              </w:rPr>
+            </w:pPr>
+            <w:r>
+              <w:rPr>
+                <w:b/>
+                <w:bCs/>
+              </w:rPr>
+              <w:t>Player movement and physics</w:t>
+            </w:r>
+          </w:p>
+        </w:tc>
+        <w:tc>
+          <w:tcPr>
+            <w:tcW w:w="1250" w:type="pct"/>
+            <w:vAlign w:val="center"/>
+          </w:tcPr>
+          <w:p>
+            <w:r>
+              <w:t>Yes (Claude)</w:t>
+            </w:r>
+          </w:p>
+        </w:tc>
+        <w:tc>
+          <w:tcPr>
+            <w:tcW w:w="1250" w:type="pct"/>
+            <w:vAlign w:val="center"/>
+          </w:tcPr>
+          <w:p>
+            <w:r>
+              <w:t>Class skeleton, trig movement, acceleration</w:t>
+            </w:r>
+          </w:p>
+        </w:tc>
+        <w:tc>
+          <w:tcPr>
+            <w:tcW w:w="1250" w:type="pct"/>
+            <w:vAlign w:val="center"/>
+          </w:tcPr>
+          <w:p>
+            <w:r>
+              <w:t xml:space="preserve">Typed it out, debugged (first-frame </w:t>
+            </w:r>
+            <w:proofErr w:type="spellStart"/>
+            <w:r>
+              <w:t>deltaTime</w:t>
+            </w:r>
+            <w:proofErr w:type="spellEnd"/>
+            <w:r>
+              <w:t xml:space="preserve">, </w:t>
+            </w:r>
+            <w:proofErr w:type="spellStart"/>
+            <w:r>
+              <w:t>prevX</w:t>
+            </w:r>
+            <w:proofErr w:type="spellEnd"/>
+            <w:r>
+              <w:t xml:space="preserve"> placement, typo fixes)</w:t>
+            </w:r>
+          </w:p>
+        </w:tc>
+      </w:tr>
+      <w:tr>
+        <w:tc>
+          <w:tcPr>
+            <w:tcW w:w="1250" w:type="pct"/>
+            <w:vAlign w:val="center"/>
+          </w:tcPr>
+          <w:p>
+            <w:pPr>
+              <w:rPr>
+                <w:b/>
+                <w:bCs/>
+              </w:rPr>
+            </w:pPr>
+            <w:r>
+              <w:rPr>
+                <w:b/>
+                <w:bCs/>
+              </w:rPr>
+              <w:t>Obstacles and collision</w:t>
+            </w:r>
+          </w:p>
+        </w:tc>
+        <w:tc>
+          <w:tcPr>
+            <w:tcW w:w="1250" w:type="pct"/>
+            <w:vAlign w:val="center"/>
+          </w:tcPr>
+          <w:p>
+            <w:r>
+              <w:t>Yes (Claude)</w:t>
+            </w:r>
+          </w:p>
+        </w:tc>
+        <w:tc>
+          <w:tcPr>
+            <w:tcW w:w="1250" w:type="pct"/>
+            <w:vAlign w:val="center"/>
+          </w:tcPr>
+          <w:p>
+            <w:r>
+              <w:t>Collision functions and obstacle classes</w:t>
+            </w:r>
+          </w:p>
+        </w:tc>
+        <w:tc>
+          <w:tcPr>
+            <w:tcW w:w="1250" w:type="pct"/>
+            <w:vAlign w:val="center"/>
+          </w:tcPr>
+          <w:p>
+            <w:r>
+              <w:t>Questioned the pothole idea and switched to wind, no-fly and signal zones; chose the buildings; tuned sizes</w:t>
+            </w:r>
+          </w:p>
+        </w:tc>
+      </w:tr>
+      <w:tr>
+        <w:tc>
+          <w:tcPr>
+            <w:tcW w:w="1250" w:type="pct"/>
+            <w:vAlign w:val="center"/>
+          </w:tcPr>
+          <w:p>
+            <w:pPr>
+              <w:rPr>
+                <w:b/>
+                <w:bCs/>
+              </w:rPr>
+            </w:pPr>
+            <w:r>
+              <w:rPr>
+                <w:b/>
+                <w:bCs/>
+              </w:rPr>
+              <w:t xml:space="preserve">Score, </w:t>
+            </w:r>
+            <w:proofErr w:type="spellStart"/>
+            <w:r>
+              <w:rPr>
+                <w:b/>
+                <w:bCs/>
+              </w:rPr>
+              <w:t>localStorage</w:t>
+            </w:r>
+            <w:proofErr w:type="spellEnd"/>
+            <w:r>
+              <w:rPr>
+                <w:b/>
+                <w:bCs/>
+              </w:rPr>
+              <w:t>, screens</w:t>
+            </w:r>
+          </w:p>
+        </w:tc>
+        <w:tc>
+          <w:tcPr>
+            <w:tcW w:w="1250" w:type="pct"/>
+            <w:vAlign w:val="center"/>
+          </w:tcPr>
+          <w:p>
+            <w:r>
+              <w:t>Yes (Claude)</w:t>
+            </w:r>
+          </w:p>
+        </w:tc>
+        <w:tc>
+          <w:tcPr>
+            <w:tcW w:w="1250" w:type="pct"/>
+            <w:vAlign w:val="center"/>
+          </w:tcPr>
+          <w:p>
+            <w:r>
+              <w:t>Code structure</w:t>
+            </w:r>
+          </w:p>
+        </w:tc>
+        <w:tc>
+          <w:tcPr>
+            <w:tcW w:w="1250" w:type="pct"/>
+            <w:vAlign w:val="center"/>
+          </w:tcPr>
+          <w:p>
+            <w:r>
+              <w:t>Typed and integrated it</w:t>
+            </w:r>
+          </w:p>
+        </w:tc>
+      </w:tr>
+      <w:tr>
+        <w:tc>
+          <w:tcPr>
+            <w:tcW w:w="1250" w:type="pct"/>
+            <w:vAlign w:val="center"/>
+          </w:tcPr>
+          <w:p>
+            <w:pPr>
+              <w:rPr>
+                <w:b/>
+                <w:bCs/>
+              </w:rPr>
+            </w:pPr>
+            <w:r>
+              <w:rPr>
+                <w:b/>
+                <w:bCs/>
+              </w:rPr>
+              <w:t>Visual design</w:t>
+            </w:r>
+          </w:p>
+        </w:tc>
+        <w:tc>
+          <w:tcPr>
+            <w:tcW w:w="1250" w:type="pct"/>
+            <w:vAlign w:val="center"/>
+          </w:tcPr>
+          <w:p>
+            <w:r>
+              <w:t>Yes (Claude)</w:t>
+            </w:r>
+          </w:p>
+        </w:tc>
+        <w:tc>
+          <w:tcPr>
+            <w:tcW w:w="1250" w:type="pct"/>
+            <w:vAlign w:val="center"/>
+          </w:tcPr>
+          <w:p>
+            <w:r>
+              <w:t>Checked do ability and layout</w:t>
+            </w:r>
+          </w:p>
+        </w:tc>
+        <w:tc>
+          <w:tcPr>
+            <w:tcW w:w="1250" w:type="pct"/>
+            <w:vAlign w:val="center"/>
+          </w:tcPr>
+          <w:p>
+            <w:r>
+              <w:t>Directed the layout from reference images and iterated all the designs</w:t>
+            </w:r>
+          </w:p>
+        </w:tc>
+      </w:tr>
+      <w:tr>
+        <w:tc>
+          <w:tcPr>
+            <w:tcW w:w="1250" w:type="pct"/>
+            <w:vAlign w:val="center"/>
+          </w:tcPr>
+          <w:p>
+            <w:pPr>
+              <w:rPr>
+                <w:b/>
+                <w:bCs/>
+              </w:rPr>
+            </w:pPr>
+            <w:r>
+              <w:rPr>
+                <w:b/>
+                <w:bCs/>
+              </w:rPr>
+              <w:t>Delivery objective and music</w:t>
+            </w:r>
+          </w:p>
+        </w:tc>
+        <w:tc>
+          <w:tcPr>
+            <w:tcW w:w="1250" w:type="pct"/>
+            <w:vAlign w:val="center"/>
+          </w:tcPr>
+          <w:p>
+            <w:r>
+              <w:t>Yes (Claude)</w:t>
+            </w:r>
+          </w:p>
+        </w:tc>
+        <w:tc>
+          <w:tcPr>
+            <w:tcW w:w="1250" w:type="pct"/>
+            <w:vAlign w:val="center"/>
+          </w:tcPr>
+          <w:p>
+            <w:r>
+              <w:t>Code and wiring</w:t>
+            </w:r>
+          </w:p>
+        </w:tc>
+        <w:tc>
+          <w:tcPr>
+            <w:tcW w:w="1250" w:type="pct"/>
+            <w:vAlign w:val="center"/>
+          </w:tcPr>
+          <w:p>
+            <w:r>
+              <w:t>Sourced the audio, tested and tuned</w:t>
+            </w:r>
+          </w:p>
+        </w:tc>
+      </w:tr>
+      <w:tr>
+        <w:tc>
+          <w:tcPr>
+            <w:tcW w:w="1250" w:type="pct"/>
+            <w:vAlign w:val="center"/>
+          </w:tcPr>
+          <w:p>
+            <w:pPr>
+              <w:rPr>
+                <w:b/>
+                <w:bCs/>
+              </w:rPr>
+            </w:pPr>
+            <w:r>
+              <w:rPr>
+                <w:b/>
+                <w:bCs/>
+              </w:rPr>
+              <w:t>Original feature (wind effect)</w:t>
+            </w:r>
+          </w:p>
+        </w:tc>
+        <w:tc>
+          <w:tcPr>
+            <w:tcW w:w="1250" w:type="pct"/>
+            <w:vAlign w:val="center"/>
+          </w:tcPr>
+          <w:p>
+            <w:r>
+              <w:t>No</w:t>
+            </w:r>
+          </w:p>
+        </w:tc>
+        <w:tc>
+          <w:tcPr>
+            <w:tcW w:w="1250" w:type="pct"/>
+            <w:vAlign w:val="center"/>
+          </w:tcPr>
+          <w:p/>
+        </w:tc>
+        <w:tc>
+          <w:tcPr>
+            <w:tcW w:w="1250" w:type="pct"/>
+            <w:vAlign w:val="center"/>
+          </w:tcPr>
+          <w:p>
+            <w:r>
+              <w:t>Everything of wind effect</w:t>
+            </w:r>
+          </w:p>
+        </w:tc>
+      </w:tr>
+    </w:tbl>
+    <w:p/>
     <w:sectPr>
       <w:pgSz w:w="11906" w:h="16838"/>
       <w:pgMar w:top="1440" w:right="1440" w:bottom="1440" w:left="1440" w:header="708" w:footer="708" w:gutter="0"/>
@@ -945,6 +1560,36 @@
       <w:spacing w:val="5"/>
     </w:rPr>
   </w:style>
+  <w:style w:type="table" w:styleId="TableGrid">
+    <w:name w:val="Table Grid"/>
+    <w:basedOn w:val="TableNormal"/>
+    <w:uiPriority w:val="39"/>
+    <w:rsid w:val="00AD2E17"/>
+    <w:pPr>
+      <w:spacing w:after="0" w:line="240" w:lineRule="auto"/>
+    </w:pPr>
+    <w:tblPr>
+      <w:tblBorders>
+        <w:top w:val="single" w:sz="4" w:space="0" w:color="auto"/>
+        <w:left w:val="single" w:sz="4" w:space="0" w:color="auto"/>
+        <w:bottom w:val="single" w:sz="4" w:space="0" w:color="auto"/>
+        <w:right w:val="single" w:sz="4" w:space="0" w:color="auto"/>
+        <w:insideH w:val="single" w:sz="4" w:space="0" w:color="auto"/>
+        <w:insideV w:val="single" w:sz="4" w:space="0" w:color="auto"/>
+      </w:tblBorders>
+    </w:tblPr>
+  </w:style>
+  <w:style w:type="character" w:styleId="Strong">
+    <w:name w:val="Strong"/>
+    <w:basedOn w:val="DefaultParagraphFont"/>
+    <w:uiPriority w:val="22"/>
+    <w:qFormat/>
+    <w:rsid w:val="00AD2E17"/>
+    <w:rPr>
+      <w:b/>
+      <w:bCs/>
+    </w:rPr>
+  </w:style>
 </w:styles>
 </file>
 
